--- a/klagomål/A 26357-2025 FSC-klagomål.docx
+++ b/klagomål/A 26357-2025 FSC-klagomål.docx
@@ -996,7 +996,7 @@
     <w:r>
       <w:tab/>
       <w:tab/>
-      <w:t>2025-06-02</w:t>
+      <w:t>2025-06-03</w:t>
       <w:br/>
       <w:br/>
     </w:r>

--- a/klagomål/A 26357-2025 FSC-klagomål.docx
+++ b/klagomål/A 26357-2025 FSC-klagomål.docx
@@ -996,7 +996,7 @@
     <w:r>
       <w:tab/>
       <w:tab/>
-      <w:t>2025-06-03</w:t>
+      <w:t>2025-06-04</w:t>
       <w:br/>
       <w:br/>
     </w:r>

--- a/klagomål/A 26357-2025 FSC-klagomål.docx
+++ b/klagomål/A 26357-2025 FSC-klagomål.docx
@@ -996,7 +996,7 @@
     <w:r>
       <w:tab/>
       <w:tab/>
-      <w:t>2025-06-04</w:t>
+      <w:t>2025-06-05</w:t>
       <w:br/>
       <w:br/>
     </w:r>

--- a/klagomål/A 26357-2025 FSC-klagomål.docx
+++ b/klagomål/A 26357-2025 FSC-klagomål.docx
@@ -191,7 +191,7 @@
     </w:p>
     <w:p>
       <w:r>
-        <w:t>I avverkningsanmälan har följande 9 naturvårdsarter hittats: mindre hackspett (NT, §4), tallticka (NT), vedtrappmossa (NT), björksplintborre (S), brandticka (S), grön sköldmossa (S, §8), vågbandad barkbock (S), mattlummer (§9) och revlummer (§9). Av dessa är 3 rödlistade. För rödlistade arter har rödlistekategorin angivits inom parentes. Arter som är signalarter enligt Skogsstyrelsen har markerats med (S). För fridlysta arter anges även paragrafen i Artskyddsförordningen som arten är fridlyst enligt.</w:t>
+        <w:t>I avverkningsanmälan har följande 16 naturvårdsarter hittats: entita (NT, §4), mindre hackspett (NT, §4), spillkråka (NT, §4), tallticka (NT), ullticka (NT), vedtrappmossa (NT), björksplintborre (S), brandticka (S), bronshjon (S), grön sköldmossa (S, §8), grönpyrola (S), vågbandad barkbock (S), kungsfågel (§4), fläcknycklar (§8), mattlummer (§9) och revlummer (§9). Av dessa är 6 rödlistade. För rödlistade arter har rödlistekategorin angivits inom parentes. Arter som är signalarter enligt Skogsstyrelsen har markerats med (S). För fridlysta arter anges även paragrafen i Artskyddsförordningen som arten är fridlyst enligt.</w:t>
       </w:r>
     </w:p>
     <w:p>
@@ -251,10 +251,50 @@
         <w:rPr>
           <w:b/>
         </w:rPr>
+        <w:t xml:space="preserve">Grönpyrola </w:t>
+      </w:r>
+      <w:r>
+        <w:t>växer främst på sandig, torr eller frisk mark i äldre barrskog, ofta på isälvsmaterial såsom sand och grus. Den påträffas främst i äldre naturligt uppkomna barrskogar, exempelvis på tallmoar, i åssluttningar, dyner och rasbranter. Arten är känslig för skogsbruksmetoder såsom slutavverkning och markberedning (Nitare &amp; Skogsstyrelsen, 2019).</w:t>
+      </w:r>
+    </w:p>
+    <w:p>
+      <w:r>
+        <w:rPr>
+          <w:b/>
+        </w:rPr>
         <w:t xml:space="preserve">Tallticka (NT) </w:t>
       </w:r>
       <w:r>
         <w:t>uppträder först på tallar som är 100–150 år gamla men är vanligast på träd som är runt 150–200 år eller äldre. I skogslandskapet är den främst knuten till tallnaturskogar och restbiotoper med biologiskt gamla träd och signalerar vanligtvis skyddsvärda tallbestånd med höga naturvärden (SLU Artdatabanken, 2023; Nitare &amp; Skogsstyrelsen, 2019).</w:t>
+      </w:r>
+    </w:p>
+    <w:p>
+      <w:r>
+        <w:rPr>
+          <w:b/>
+        </w:rPr>
+        <w:t>Ullticka (NT)</w:t>
+      </w:r>
+      <w:r>
+        <w:t xml:space="preserve"> är knuten till restbestånd av barrnaturskog och förekommer med ett tydligt optimum i orörda eller måttligt påverkade gamla granskogar där det föreligger viss kontinuitet av grov död ved. Ullticka är en bra signalart inom hela sitt utbredningsområde och i södra Sverige är den sällsynt och en god signalart för skyddsvärda granskogsmiljöer. Den hotas av avverkning och fragmentering av naturskog och äldre granskog med lång trädkontinuitet. På ullticka kan ibland ulltickeporing (VU) påträffas - det är en sällsynt ticka som nyligen delats upp i tre olika arter: </w:t>
+      </w:r>
+      <w:r>
+        <w:rPr>
+          <w:i/>
+        </w:rPr>
+        <w:t xml:space="preserve">Skeletocutis brevispora </w:t>
+      </w:r>
+      <w:r>
+        <w:t>(ulltickeporing)</w:t>
+      </w:r>
+      <w:r>
+        <w:rPr>
+          <w:i/>
+        </w:rPr>
+        <w:t>, Skeletocutis delicata och Skeletocutis exilis</w:t>
+      </w:r>
+      <w:r>
+        <w:t>. De två sistnämnda arterna står för närvarande (2020) som ej bedömda i rödlistan (SLU Artdatabanken, 2024; Nitare &amp; Skogsstyrelsen, 2019; Miettinen &amp; Niemelä, 2018).</w:t>
       </w:r>
     </w:p>
     <w:p>
@@ -278,7 +318,7 @@
     </w:p>
     <w:p>
       <w:r>
-        <w:t>Följande fridlysta arter har sina livsmiljöer och växtplatser i den avverkningsanmälda skogen: mindre hackspett (NT, §4), grön sköldmossa (S, §8), mattlummer (§9) och revlummer (§9).</w:t>
+        <w:t>Följande fridlysta arter har sina livsmiljöer och växtplatser i den avverkningsanmälda skogen: entita (NT, §4), mindre hackspett (NT, §4), spillkråka (NT, §4), grön sköldmossa (S, §8), kungsfågel (§4), fläcknycklar (§8), mattlummer (§9) och revlummer (§9).</w:t>
       </w:r>
     </w:p>
     <w:p>
@@ -300,6 +340,17 @@
         <w:rPr>
           <w:b/>
         </w:rPr>
+        <w:t>Entita (NT, §4)</w:t>
+      </w:r>
+      <w:r>
+        <w:t>, rödlistad som nära hotad och prioriterad art i Skogsvårdslagen, har häckningsrevir i anmälan. Minskningstakten innevarande 10-årsperiod beräknas till 20 (10–30) %. Entitan är ortstrogen och reviret är i genomsnitt omkring 5 hektar, ibland uppåt 20 hektar stort. Entitan är en utpräglad lövskogsfågel som föredrar flerskiktade, gärna högvuxna skogar med inslag av äldre träd och välutvecklat buskskikt. Även alkärr med videsnår hör till de miljöer som utnyttjas. Arten häckar ofta i skogar som är svagt eller inte alls påverkade av skogsbruk, ofta rör det sig om värdekärnor med höga naturvärden. Entitan missgynnas av konventionellt skogsbruk och dess ortstrohet och dåliga spridningsförmåga gör den känslig för fragmentering (Skogsstyrelsen, 2016, SLU Artdatabanken, 2021).</w:t>
+      </w:r>
+    </w:p>
+    <w:p>
+      <w:r>
+        <w:rPr>
+          <w:b/>
+        </w:rPr>
         <w:t>Grön sköldmossa (§8)</w:t>
       </w:r>
       <w:r>
@@ -315,6 +366,17 @@
       </w:r>
       <w:r>
         <w:t xml:space="preserve"> är rödlistad som nära hotad, fridlyst och prioriterad art i Skogsvårdslagen. Minskningstakten har uppgått till 25 (10–40) % under de senaste 15 åren och bedöms vara nära gränsvärdet för Sårbar (VU). (A2bc). Arten har stora revir och höga krav när det gäller förekomst av lövskog på landskapsnivå. För att häcka framgångsrikt behöver ett par cirka 40 ha äldre lövdominerad skog inom ett område på upp till 200 ha. Under vintern kan födosök även ske i äldre grandominerad skog (SLU Artdatabanken, 2021 &amp; Skogsstyrelsen, 2016).</w:t>
+      </w:r>
+    </w:p>
+    <w:p>
+      <w:r>
+        <w:rPr>
+          <w:b/>
+        </w:rPr>
+        <w:t>Spillkråka (NT, §4)</w:t>
+      </w:r>
+      <w:r>
+        <w:t xml:space="preserve"> är rödlistad som nära hotad och ingår i bilaga 1 i EU:s fågeldirektiv. Den minskar i population på grund av minskad tillgång på lämpliga bo- och födoträd och minskad födotillgång. Spillkråkans minskningstakt har uppgått till 19 (24–10) % under de senaste 15 åren. Minskningstakten för den svenska populationen bedöms vara nära gränsvärdet för Sårbar (VU) (A2bc). Skogsbruk med korta omloppstider och täta, homogena ungskogar utgör det största hotet, (SLU Artdatabanken, 2023).</w:t>
       </w:r>
     </w:p>
     <w:p>
@@ -428,7 +490,7 @@
         <w:rPr>
           <w:i/>
         </w:rPr>
-        <w:t>I det avverkningsanmälda skogsområdet har 9 naturvårdsarter varav 3 rödlistade arter sina livsmiljöer och växtplatser.</w:t>
+        <w:t>I det avverkningsanmälda skogsområdet har 16 naturvårdsarter varav 6 rödlistade arter sina livsmiljöer och växtplatser.</w:t>
       </w:r>
     </w:p>
     <w:p>
@@ -626,6 +688,70 @@
       </w:pPr>
       <w:r>
         <w:t>BILAGA 1 – Fridlysta arter</w:t>
+      </w:r>
+    </w:p>
+    <w:p>
+      <w:pPr>
+        <w:pStyle w:val="Heading1"/>
+      </w:pPr>
+      <w:r>
+        <w:t>Entita – ekologi samt krav på livsmiljön</w:t>
+      </w:r>
+    </w:p>
+    <w:p>
+      <w:r>
+        <w:t>Entita (NT, §4) är rödlistad som nära hotad, fridlyst och prioriterad art enligt Skogsvårdslagen. Den omfattas av EU:s fågeldirektiv. Minskningstakten har uppgått till 20 (10–30) % under de senaste 10 åren och bedöms vara nära gränsvärdet för Sårbar (VU). (A2b) (SLU Artdatabanken, 2021).</w:t>
+      </w:r>
+    </w:p>
+    <w:p>
+      <w:r>
+        <w:t>Entitan är en utpräglad lövskogsfågel som påträffas i ädellövskogar, strandskogar, ekhagar, igenväxande hagmarker, lövdungar, parker och trädgårdar. Den föredrar flerskiktade, gärna högvuxna skogar med inslag av äldre träd och med ett välutvecklat buskskikt. Ek- och hasseldominerade skogar och dungar, samt alkärr med videsnår, hör till de miljöer som ofta utnyttjas. I sydligaste Sverige är bokskog en viktig miljö (Skogsstyrelsen, 2016).</w:t>
+      </w:r>
+    </w:p>
+    <w:p>
+      <w:r>
+        <w:t>Reviren är relativt stora för en småfågel, i genomsnitt omkring 5 hektar men de kan vara upp till 20 hektar. Entitan är en utpräglad stannfågel och rör sig inte långt från kläckningsplatsen; ungfåglarna sprider sig sällan mer än 5 km från födelseplatsen och etablerade fåglar lämnar därefter inte sitt revir (Skogsstyrelsen, 2016). Det häckande paret försvarar sitt revir året runt. De tillåter dock en grupp av ungfåglar att etablera sig inom deras revir och så bildas en vinterflock, vilket sker redan i juni månad. Även under kalla vintrar stannar entitan kvar inom sitt revir. Hittar man entitor vid sitt foderbord beror det på att fågelmatningen ligger inom ett entiterevir (SLU Artdatabanken, 2021). Arten är känslig för fragmentering och har svårt att etablera sig i isolerade skogsområden. Entitan är hålhäckare, men kan inte själv hacka fram sitt hål utan är beroende av miljöer som erbjuder naturliga hål (Skogsstyrelsen, 2016).</w:t>
+      </w:r>
+    </w:p>
+    <w:p>
+      <w:r>
+        <w:t>Arten häckar ofta i skogar som är svagt eller inte alls påverkade av skogsbruk. Särskilt i Svealand ofta i skogar som har höga naturvärden och utgör skogliga värdekärnor. Entitan missgynnas av konventionellt skogsbruk genom minskad förekomst av risiga, flerskiktade skogar liksom av avverkning av lövträdsrika kantzoner. Entitans ortstrohet och dåliga spridningsförmåga gör den känslig för fragmentering (Skogsstyrelsen, 2016).</w:t>
+      </w:r>
+    </w:p>
+    <w:p>
+      <w:pPr>
+        <w:pStyle w:val="Heading2"/>
+      </w:pPr>
+      <w:r>
+        <w:t>Referenser – entita</w:t>
+      </w:r>
+    </w:p>
+    <w:p>
+      <w:r>
+        <w:t xml:space="preserve">Skogsstyrelsen, 2016. </w:t>
+      </w:r>
+      <w:r>
+        <w:rPr>
+          <w:i/>
+        </w:rPr>
+        <w:t xml:space="preserve">Vägledning för hänsyn till entita. </w:t>
+      </w:r>
+      <w:r>
+        <w:t>https://www.skogsstyrelsen.se/globalassets/lag-och-tillsyn/artskydd/vagledningar-for-hansyn-till-faglar/entita-vagledning-hansyn2.pdf</w:t>
+      </w:r>
+    </w:p>
+    <w:p>
+      <w:r>
+        <w:t xml:space="preserve">SLU Artdatabanken, 2021. </w:t>
+      </w:r>
+      <w:r>
+        <w:rPr>
+          <w:i/>
+        </w:rPr>
+        <w:t xml:space="preserve">Artfaktablad. Naturvård – artfakta. </w:t>
+      </w:r>
+      <w:r>
+        <w:t>SLU Artdatabanken, Uppsala</w:t>
       </w:r>
     </w:p>
     <w:p>
@@ -852,6 +978,46 @@
       </w:r>
       <w:r>
         <w:t>https://www.skogsstyrelsen.se/globalassets/lag-och-tillsyn/artskydd/vagledningar-for-hansyn-till-faglar/mindre-hackspett-vagledning-hansyn2.pdf</w:t>
+      </w:r>
+    </w:p>
+    <w:p>
+      <w:r>
+        <w:t xml:space="preserve">SLU Artdatabanken, 2021. </w:t>
+      </w:r>
+      <w:r>
+        <w:rPr>
+          <w:i/>
+        </w:rPr>
+        <w:t xml:space="preserve">Artfaktablad. Naturvård – artfakta. </w:t>
+      </w:r>
+      <w:r>
+        <w:t>SLU Artdatabanken, Uppsala</w:t>
+      </w:r>
+    </w:p>
+    <w:p>
+      <w:pPr>
+        <w:pStyle w:val="Heading1"/>
+      </w:pPr>
+      <w:r>
+        <w:t>Spillkråka – ekologi samt krav på livsmiljön</w:t>
+      </w:r>
+    </w:p>
+    <w:p>
+      <w:r>
+        <w:t>Spillkråka (NT) är rödlistad som nära hotad, fridlyst enligt §4 Artskyddsförordningen och ingår i bilaga 1 i EU:s fågeldirektiv. Spillkråka lever i både barr- och blandskog liksom i ren lövskog. De tätaste populationerna tenderar att finnas i äldre, variationsrik blandskog med gott om död ved och gamla träd.</w:t>
+      </w:r>
+    </w:p>
+    <w:p>
+      <w:r>
+        <w:t>Varje par utnyttjar 400–1000 hektar skog beroende på skogens kvalitet. En minskning av populationen pågår på grund av minskad tillgång på lämpliga bo- och födoträd och minskad födotillgång. Spillkråkans minskningstakt har uppgått till 19 (24–10) % under de senaste 15 åren. Minskningstakten för den svenska populationen bedöms vara nära gränsvärdet för Sårbar (VU) (A2bc). Skogsbruk med korta omloppstider och täta, homogena ungskogar utgör det största hotet (Artdatabanken 2023).</w:t>
+      </w:r>
+    </w:p>
+    <w:p>
+      <w:pPr>
+        <w:pStyle w:val="Heading2"/>
+      </w:pPr>
+      <w:r>
+        <w:t>Referenser – spillkråka</w:t>
       </w:r>
     </w:p>
     <w:p>
@@ -996,7 +1162,7 @@
     <w:r>
       <w:tab/>
       <w:tab/>
-      <w:t>2025-06-05</w:t>
+      <w:t>2025-06-13</w:t>
       <w:br/>
       <w:br/>
     </w:r>

--- a/klagomål/A 26357-2025 FSC-klagomål.docx
+++ b/klagomål/A 26357-2025 FSC-klagomål.docx
@@ -1162,7 +1162,7 @@
     <w:r>
       <w:tab/>
       <w:tab/>
-      <w:t>2025-06-13</w:t>
+      <w:t>2025-06-15</w:t>
       <w:br/>
       <w:br/>
     </w:r>

--- a/klagomål/A 26357-2025 FSC-klagomål.docx
+++ b/klagomål/A 26357-2025 FSC-klagomål.docx
@@ -1162,7 +1162,7 @@
     <w:r>
       <w:tab/>
       <w:tab/>
-      <w:t>2025-06-15</w:t>
+      <w:t>2025-06-16</w:t>
       <w:br/>
       <w:br/>
     </w:r>

--- a/klagomål/A 26357-2025 FSC-klagomål.docx
+++ b/klagomål/A 26357-2025 FSC-klagomål.docx
@@ -1162,7 +1162,7 @@
     <w:r>
       <w:tab/>
       <w:tab/>
-      <w:t>2025-06-16</w:t>
+      <w:t>2025-06-17</w:t>
       <w:br/>
       <w:br/>
     </w:r>

--- a/klagomål/A 26357-2025 FSC-klagomål.docx
+++ b/klagomål/A 26357-2025 FSC-klagomål.docx
@@ -1162,7 +1162,7 @@
     <w:r>
       <w:tab/>
       <w:tab/>
-      <w:t>2025-06-17</w:t>
+      <w:t>2025-06-18</w:t>
       <w:br/>
       <w:br/>
     </w:r>

--- a/klagomål/A 26357-2025 FSC-klagomål.docx
+++ b/klagomål/A 26357-2025 FSC-klagomål.docx
@@ -1162,7 +1162,7 @@
     <w:r>
       <w:tab/>
       <w:tab/>
-      <w:t>2025-06-18</w:t>
+      <w:t>2025-06-19</w:t>
       <w:br/>
       <w:br/>
     </w:r>

--- a/klagomål/A 26357-2025 FSC-klagomål.docx
+++ b/klagomål/A 26357-2025 FSC-klagomål.docx
@@ -1162,7 +1162,7 @@
     <w:r>
       <w:tab/>
       <w:tab/>
-      <w:t>2025-06-19</w:t>
+      <w:t>2025-06-20</w:t>
       <w:br/>
       <w:br/>
     </w:r>

--- a/klagomål/A 26357-2025 FSC-klagomål.docx
+++ b/klagomål/A 26357-2025 FSC-klagomål.docx
@@ -1162,7 +1162,7 @@
     <w:r>
       <w:tab/>
       <w:tab/>
-      <w:t>2025-06-20</w:t>
+      <w:t>2025-06-21</w:t>
       <w:br/>
       <w:br/>
     </w:r>

--- a/klagomål/A 26357-2025 FSC-klagomål.docx
+++ b/klagomål/A 26357-2025 FSC-klagomål.docx
@@ -1162,7 +1162,7 @@
     <w:r>
       <w:tab/>
       <w:tab/>
-      <w:t>2025-06-21</w:t>
+      <w:t>2025-06-22</w:t>
       <w:br/>
       <w:br/>
     </w:r>

--- a/klagomål/A 26357-2025 FSC-klagomål.docx
+++ b/klagomål/A 26357-2025 FSC-klagomål.docx
@@ -1162,7 +1162,7 @@
     <w:r>
       <w:tab/>
       <w:tab/>
-      <w:t>2025-06-22</w:t>
+      <w:t>2025-06-23</w:t>
       <w:br/>
       <w:br/>
     </w:r>

--- a/klagomål/A 26357-2025 FSC-klagomål.docx
+++ b/klagomål/A 26357-2025 FSC-klagomål.docx
@@ -1162,7 +1162,7 @@
     <w:r>
       <w:tab/>
       <w:tab/>
-      <w:t>2025-06-23</w:t>
+      <w:t>2025-06-24</w:t>
       <w:br/>
       <w:br/>
     </w:r>

--- a/klagomål/A 26357-2025 FSC-klagomål.docx
+++ b/klagomål/A 26357-2025 FSC-klagomål.docx
@@ -1162,7 +1162,7 @@
     <w:r>
       <w:tab/>
       <w:tab/>
-      <w:t>2025-06-24</w:t>
+      <w:t>2025-06-25</w:t>
       <w:br/>
       <w:br/>
     </w:r>

--- a/klagomål/A 26357-2025 FSC-klagomål.docx
+++ b/klagomål/A 26357-2025 FSC-klagomål.docx
@@ -168,7 +168,7 @@
     </w:p>
     <w:p>
       <w:r>
-        <w:t>Detta dokument behandlar höga naturvärden i avverkningsanmälan A 26357-2025 i Gnesta kommun. Denna avverkningsanmälan inkom 2025-05-29 och omfattar 57,5 ha.</w:t>
+        <w:t>Detta dokument behandlar höga naturvärden i avverkningsanmälan A 26357-2025 i Gnesta kommun. Denna avverkningsanmälan inkom 2025-05-28 och omfattar 57,5 ha.</w:t>
       </w:r>
     </w:p>
     <w:p>
@@ -1162,7 +1162,7 @@
     <w:r>
       <w:tab/>
       <w:tab/>
-      <w:t>2025-06-25</w:t>
+      <w:t>2025-06-26</w:t>
       <w:br/>
       <w:br/>
     </w:r>

--- a/klagomål/A 26357-2025 FSC-klagomål.docx
+++ b/klagomål/A 26357-2025 FSC-klagomål.docx
@@ -1162,7 +1162,7 @@
     <w:r>
       <w:tab/>
       <w:tab/>
-      <w:t>2025-06-26</w:t>
+      <w:t>2025-06-27</w:t>
       <w:br/>
       <w:br/>
     </w:r>

--- a/klagomål/A 26357-2025 FSC-klagomål.docx
+++ b/klagomål/A 26357-2025 FSC-klagomål.docx
@@ -1162,7 +1162,7 @@
     <w:r>
       <w:tab/>
       <w:tab/>
-      <w:t>2025-06-27</w:t>
+      <w:t>2025-06-28</w:t>
       <w:br/>
       <w:br/>
     </w:r>

--- a/klagomål/A 26357-2025 FSC-klagomål.docx
+++ b/klagomål/A 26357-2025 FSC-klagomål.docx
@@ -1162,7 +1162,7 @@
     <w:r>
       <w:tab/>
       <w:tab/>
-      <w:t>2025-06-28</w:t>
+      <w:t>2025-06-29</w:t>
       <w:br/>
       <w:br/>
     </w:r>

--- a/klagomål/A 26357-2025 FSC-klagomål.docx
+++ b/klagomål/A 26357-2025 FSC-klagomål.docx
@@ -1162,7 +1162,7 @@
     <w:r>
       <w:tab/>
       <w:tab/>
-      <w:t>2025-06-29</w:t>
+      <w:t>2025-06-30</w:t>
       <w:br/>
       <w:br/>
     </w:r>

--- a/klagomål/A 26357-2025 FSC-klagomål.docx
+++ b/klagomål/A 26357-2025 FSC-klagomål.docx
@@ -1162,7 +1162,7 @@
     <w:r>
       <w:tab/>
       <w:tab/>
-      <w:t>2025-06-30</w:t>
+      <w:t>2025-07-01</w:t>
       <w:br/>
       <w:br/>
     </w:r>

--- a/klagomål/A 26357-2025 FSC-klagomål.docx
+++ b/klagomål/A 26357-2025 FSC-klagomål.docx
@@ -1162,7 +1162,7 @@
     <w:r>
       <w:tab/>
       <w:tab/>
-      <w:t>2025-07-01</w:t>
+      <w:t>2025-07-02</w:t>
       <w:br/>
       <w:br/>
     </w:r>

--- a/klagomål/A 26357-2025 FSC-klagomål.docx
+++ b/klagomål/A 26357-2025 FSC-klagomål.docx
@@ -1162,7 +1162,7 @@
     <w:r>
       <w:tab/>
       <w:tab/>
-      <w:t>2025-07-02</w:t>
+      <w:t>2025-07-03</w:t>
       <w:br/>
       <w:br/>
     </w:r>

--- a/klagomål/A 26357-2025 FSC-klagomål.docx
+++ b/klagomål/A 26357-2025 FSC-klagomål.docx
@@ -191,7 +191,7 @@
     </w:p>
     <w:p>
       <w:r>
-        <w:t>I avverkningsanmälan har följande 16 naturvårdsarter hittats: entita (NT, §4), mindre hackspett (NT, §4), spillkråka (NT, §4), tallticka (NT), ullticka (NT), vedtrappmossa (NT), björksplintborre (S), brandticka (S), bronshjon (S), grön sköldmossa (S, §8), grönpyrola (S), vågbandad barkbock (S), kungsfågel (§4), fläcknycklar (§8), mattlummer (§9) och revlummer (§9). Av dessa är 6 rödlistade. För rödlistade arter har rödlistekategorin angivits inom parentes. Arter som är signalarter enligt Skogsstyrelsen har markerats med (S). För fridlysta arter anges även paragrafen i Artskyddsförordningen som arten är fridlyst enligt.</w:t>
+        <w:t>I avverkningsanmälan har följande 17 naturvårdsarter hittats: entita (NT, §4), mindre hackspett (NT, §4), spillkråka (NT, §4), tallticka (NT), ullticka (NT), vedtrappmossa (NT), björksplintborre (S), brandticka (S), bronshjon (S), grön sköldmossa (S, §8), grönpyrola (S), vågbandad barkbock (S), kungsfågel (§4), fläcknycklar (§8), grönvit nattviol (§8), mattlummer (§9) och revlummer (§9). Av dessa är 6 rödlistade. För rödlistade arter har rödlistekategorin angivits inom parentes. Arter som är signalarter enligt Skogsstyrelsen har markerats med (S). För fridlysta arter anges även paragrafen i Artskyddsförordningen som arten är fridlyst enligt.</w:t>
       </w:r>
     </w:p>
     <w:p>
@@ -318,7 +318,7 @@
     </w:p>
     <w:p>
       <w:r>
-        <w:t>Följande fridlysta arter har sina livsmiljöer och växtplatser i den avverkningsanmälda skogen: entita (NT, §4), mindre hackspett (NT, §4), spillkråka (NT, §4), grön sköldmossa (S, §8), kungsfågel (§4), fläcknycklar (§8), mattlummer (§9) och revlummer (§9).</w:t>
+        <w:t>Följande fridlysta arter har sina livsmiljöer och växtplatser i den avverkningsanmälda skogen: entita (NT, §4), mindre hackspett (NT, §4), spillkråka (NT, §4), grön sköldmossa (S, §8), kungsfågel (§4), fläcknycklar (§8), grönvit nattviol (§8), mattlummer (§9) och revlummer (§9).</w:t>
       </w:r>
     </w:p>
     <w:p>
@@ -490,7 +490,7 @@
         <w:rPr>
           <w:i/>
         </w:rPr>
-        <w:t>I det avverkningsanmälda skogsområdet har 16 naturvårdsarter varav 6 rödlistade arter sina livsmiljöer och växtplatser.</w:t>
+        <w:t>I det avverkningsanmälda skogsområdet har 17 naturvårdsarter varav 6 rödlistade arter sina livsmiljöer och växtplatser.</w:t>
       </w:r>
     </w:p>
     <w:p>
@@ -1162,7 +1162,7 @@
     <w:r>
       <w:tab/>
       <w:tab/>
-      <w:t>2025-07-03</w:t>
+      <w:t>2025-07-04</w:t>
       <w:br/>
       <w:br/>
     </w:r>

--- a/klagomål/A 26357-2025 FSC-klagomål.docx
+++ b/klagomål/A 26357-2025 FSC-klagomål.docx
@@ -191,7 +191,7 @@
     </w:p>
     <w:p>
       <w:r>
-        <w:t>I avverkningsanmälan har följande 17 naturvårdsarter hittats: entita (NT, §4), mindre hackspett (NT, §4), spillkråka (NT, §4), tallticka (NT), ullticka (NT), vedtrappmossa (NT), björksplintborre (S), brandticka (S), bronshjon (S), grön sköldmossa (S, §8), grönpyrola (S), vågbandad barkbock (S), kungsfågel (§4), fläcknycklar (§8), grönvit nattviol (§8), mattlummer (§9) och revlummer (§9). Av dessa är 6 rödlistade. För rödlistade arter har rödlistekategorin angivits inom parentes. Arter som är signalarter enligt Skogsstyrelsen har markerats med (S). För fridlysta arter anges även paragrafen i Artskyddsförordningen som arten är fridlyst enligt.</w:t>
+        <w:t>I avverkningsanmälan har följande 19 naturvårdsarter hittats: entita (NT, §4), granticka (NT), mindre hackspett (NT, §4), rosenticka (NT), spillkråka (NT, §4), tallticka (NT), ullticka (NT), vedtrappmossa (NT), björksplintborre (S), brandticka (S), bronshjon (S), grön sköldmossa (S, §8), grönpyrola (S), vågbandad barkbock (S), kungsfågel (§4), fläcknycklar (§8), grönvit nattviol (§8), mattlummer (§9) och revlummer (§9). Av dessa är 8 rödlistade. För rödlistade arter har rödlistekategorin angivits inom parentes. Arter som är signalarter enligt Skogsstyrelsen har markerats med (S). För fridlysta arter anges även paragrafen i Artskyddsförordningen som arten är fridlyst enligt.</w:t>
       </w:r>
     </w:p>
     <w:p>
@@ -251,10 +251,32 @@
         <w:rPr>
           <w:b/>
         </w:rPr>
+        <w:t>Granticka (NT)</w:t>
+      </w:r>
+      <w:r>
+        <w:t xml:space="preserve"> förekommer främst i äldre skogar med naturskogskaraktär, liksom i dimensionsavverkade och plockhuggna skogar. I äldre grannaturskog i norra Sverige är den alltjämt en förhållandevis vanlig karaktärsart, medan den längre söderut blir allt mer sällsynt. I Götaland och delar av Svealand är den en god signalart för skyddsvärda granskogsmiljöer. Arten bedöms ha minskat starkt under senare år på grund av skogsavverkningar, då den framför allt växer i äldre granskog med långvarig grankontinuitet. I urskogsliknande bestånd i norra Sverige kan ibland påträffas den mycket sällsynta tickan grantickeporing (VU), som lever på döda grantickor (SLU Artdatabanken, 2024; Nitare &amp; Skogsstyrelsen, 2019).</w:t>
+      </w:r>
+    </w:p>
+    <w:p>
+      <w:r>
+        <w:rPr>
+          <w:b/>
+        </w:rPr>
         <w:t xml:space="preserve">Grönpyrola </w:t>
       </w:r>
       <w:r>
         <w:t>växer främst på sandig, torr eller frisk mark i äldre barrskog, ofta på isälvsmaterial såsom sand och grus. Den påträffas främst i äldre naturligt uppkomna barrskogar, exempelvis på tallmoar, i åssluttningar, dyner och rasbranter. Arten är känslig för skogsbruksmetoder såsom slutavverkning och markberedning (Nitare &amp; Skogsstyrelsen, 2019).</w:t>
+      </w:r>
+    </w:p>
+    <w:p>
+      <w:r>
+        <w:rPr>
+          <w:b/>
+        </w:rPr>
+        <w:t>Rosenticka (NT)</w:t>
+      </w:r>
+      <w:r>
+        <w:t>, rödlistad som nära hotad, ingår i en karaktäristisk association av vedsvampar som växer på gamla, grova granlågor i urskogsartade barrskogar. Den är placerad i toppen av Skogsstyrelsens värdepyramid för bedömning av skog med höga naturvärden och indikerar ett granskogsekosystem med långvarig kontinuitet av grova lågor. Artens beroende av grova granlågor innebär att alla skogsskötselåtgärder på eller i omedelbar närhet av lokalerna utgör ett hot på lång sikt. Det är angeläget att populationerna inte ytterligare glesas ut och ett tillräckligt antal områden där arten nu finns måste sparas för framtiden (Nitare &amp; Skogsstyrelsen, 2019; SLU Artdatabanken, 2024).</w:t>
       </w:r>
     </w:p>
     <w:p>
@@ -490,7 +512,7 @@
         <w:rPr>
           <w:i/>
         </w:rPr>
-        <w:t>I det avverkningsanmälda skogsområdet har 17 naturvårdsarter varav 6 rödlistade arter sina livsmiljöer och växtplatser.</w:t>
+        <w:t>I det avverkningsanmälda skogsområdet har 19 naturvårdsarter varav 8 rödlistade arter sina livsmiljöer och växtplatser.</w:t>
       </w:r>
     </w:p>
     <w:p>
@@ -1162,7 +1184,7 @@
     <w:r>
       <w:tab/>
       <w:tab/>
-      <w:t>2025-07-04</w:t>
+      <w:t>2025-07-05</w:t>
       <w:br/>
       <w:br/>
     </w:r>

--- a/klagomål/A 26357-2025 FSC-klagomål.docx
+++ b/klagomål/A 26357-2025 FSC-klagomål.docx
@@ -191,7 +191,7 @@
     </w:p>
     <w:p>
       <w:r>
-        <w:t>I avverkningsanmälan har följande 19 naturvårdsarter hittats: entita (NT, §4), granticka (NT), mindre hackspett (NT, §4), rosenticka (NT), spillkråka (NT, §4), tallticka (NT), ullticka (NT), vedtrappmossa (NT), björksplintborre (S), brandticka (S), bronshjon (S), grön sköldmossa (S, §8), grönpyrola (S), vågbandad barkbock (S), kungsfågel (§4), fläcknycklar (§8), grönvit nattviol (§8), mattlummer (§9) och revlummer (§9). Av dessa är 8 rödlistade. För rödlistade arter har rödlistekategorin angivits inom parentes. Arter som är signalarter enligt Skogsstyrelsen har markerats med (S). För fridlysta arter anges även paragrafen i Artskyddsförordningen som arten är fridlyst enligt.</w:t>
+        <w:t>I avverkningsanmälan har följande 22 naturvårdsarter hittats: entita (NT, §4), granticka (NT), mindre hackspett (NT, §4), rosenticka (NT), spillkråka (NT, §4), tallticka (NT), ullticka (NT), vedtrappmossa (NT), björksplintborre (S), brandticka (S), bronshjon (S), dropptaggsvamp (S), grön sköldmossa (S, §8), grönpyrola (S), jättesvampmal (S), vedticka (S), vågbandad barkbock (S), kungsfågel (§4), fläcknycklar (§8), grönvit nattviol (§8), mattlummer (§9) och revlummer (§9). Av dessa är 8 rödlistade. För rödlistade arter har rödlistekategorin angivits inom parentes. Arter som är signalarter enligt Skogsstyrelsen har markerats med (S). För fridlysta arter anges även paragrafen i Artskyddsförordningen som arten är fridlyst enligt.</w:t>
       </w:r>
     </w:p>
     <w:p>
@@ -512,7 +512,7 @@
         <w:rPr>
           <w:i/>
         </w:rPr>
-        <w:t>I det avverkningsanmälda skogsområdet har 19 naturvårdsarter varav 8 rödlistade arter sina livsmiljöer och växtplatser.</w:t>
+        <w:t>I det avverkningsanmälda skogsområdet har 22 naturvårdsarter varav 8 rödlistade arter sina livsmiljöer och växtplatser.</w:t>
       </w:r>
     </w:p>
     <w:p>
@@ -1184,7 +1184,7 @@
     <w:r>
       <w:tab/>
       <w:tab/>
-      <w:t>2025-07-05</w:t>
+      <w:t>2025-07-06</w:t>
       <w:br/>
       <w:br/>
     </w:r>

--- a/klagomål/A 26357-2025 FSC-klagomål.docx
+++ b/klagomål/A 26357-2025 FSC-klagomål.docx
@@ -1184,7 +1184,7 @@
     <w:r>
       <w:tab/>
       <w:tab/>
-      <w:t>2025-07-06</w:t>
+      <w:t>2025-07-07</w:t>
       <w:br/>
       <w:br/>
     </w:r>

--- a/klagomål/A 26357-2025 FSC-klagomål.docx
+++ b/klagomål/A 26357-2025 FSC-klagomål.docx
@@ -1184,7 +1184,7 @@
     <w:r>
       <w:tab/>
       <w:tab/>
-      <w:t>2025-07-07</w:t>
+      <w:t>2025-07-08</w:t>
       <w:br/>
       <w:br/>
     </w:r>

--- a/klagomål/A 26357-2025 FSC-klagomål.docx
+++ b/klagomål/A 26357-2025 FSC-klagomål.docx
@@ -1184,7 +1184,7 @@
     <w:r>
       <w:tab/>
       <w:tab/>
-      <w:t>2025-07-08</w:t>
+      <w:t>2025-07-09</w:t>
       <w:br/>
       <w:br/>
     </w:r>

--- a/klagomål/A 26357-2025 FSC-klagomål.docx
+++ b/klagomål/A 26357-2025 FSC-klagomål.docx
@@ -1184,7 +1184,7 @@
     <w:r>
       <w:tab/>
       <w:tab/>
-      <w:t>2025-07-09</w:t>
+      <w:t>2025-07-11</w:t>
       <w:br/>
       <w:br/>
     </w:r>

--- a/klagomål/A 26357-2025 FSC-klagomål.docx
+++ b/klagomål/A 26357-2025 FSC-klagomål.docx
@@ -1184,7 +1184,7 @@
     <w:r>
       <w:tab/>
       <w:tab/>
-      <w:t>2025-07-11</w:t>
+      <w:t>2025-07-12</w:t>
       <w:br/>
       <w:br/>
     </w:r>

--- a/klagomål/A 26357-2025 FSC-klagomål.docx
+++ b/klagomål/A 26357-2025 FSC-klagomål.docx
@@ -1184,7 +1184,7 @@
     <w:r>
       <w:tab/>
       <w:tab/>
-      <w:t>2025-07-12</w:t>
+      <w:t>2025-07-13</w:t>
       <w:br/>
       <w:br/>
     </w:r>

--- a/klagomål/A 26357-2025 FSC-klagomål.docx
+++ b/klagomål/A 26357-2025 FSC-klagomål.docx
@@ -1184,7 +1184,7 @@
     <w:r>
       <w:tab/>
       <w:tab/>
-      <w:t>2025-07-13</w:t>
+      <w:t>2025-07-14</w:t>
       <w:br/>
       <w:br/>
     </w:r>

--- a/klagomål/A 26357-2025 FSC-klagomål.docx
+++ b/klagomål/A 26357-2025 FSC-klagomål.docx
@@ -1184,7 +1184,7 @@
     <w:r>
       <w:tab/>
       <w:tab/>
-      <w:t>2025-08-06</w:t>
+      <w:t>2025-08-09</w:t>
       <w:br/>
       <w:br/>
     </w:r>
